--- a/Weather Forecast Management System (final).docx
+++ b/Weather Forecast Management System (final).docx
@@ -5783,8 +5783,6 @@
           <w:bCs/>
         </w:rPr>
       </w:pPr>
-      <w:bookmarkStart w:id="2" w:name="_GoBack"/>
-      <w:bookmarkEnd w:id="2"/>
     </w:p>
     <w:p>
       <w:pPr>
@@ -13018,6 +13016,14 @@
         <w:gridCol w:w="7944"/>
       </w:tblGrid>
       <w:tr>
+        <w:tblPrEx>
+          <w:tblCellMar>
+            <w:top w:w="0" w:type="dxa"/>
+            <w:left w:w="101" w:type="dxa"/>
+            <w:bottom w:w="0" w:type="dxa"/>
+            <w:right w:w="115" w:type="dxa"/>
+          </w:tblCellMar>
+        </w:tblPrEx>
         <w:trPr>
           <w:trHeight w:val="541" w:hRule="atLeast"/>
         </w:trPr>
@@ -15981,6 +15987,14 @@
         <w:gridCol w:w="7942"/>
       </w:tblGrid>
       <w:tr>
+        <w:tblPrEx>
+          <w:tblCellMar>
+            <w:top w:w="0" w:type="dxa"/>
+            <w:left w:w="101" w:type="dxa"/>
+            <w:bottom w:w="0" w:type="dxa"/>
+            <w:right w:w="115" w:type="dxa"/>
+          </w:tblCellMar>
+        </w:tblPrEx>
         <w:trPr>
           <w:trHeight w:val="541" w:hRule="atLeast"/>
         </w:trPr>
@@ -18948,6 +18962,53 @@
           </w14:textFill>
         </w:rPr>
       </w:pPr>
+      <w:r>
+        <w:drawing>
+          <wp:inline distT="0" distB="0" distL="0" distR="0">
+            <wp:extent cx="5943600" cy="3343275"/>
+            <wp:effectExtent l="0" t="0" r="0" b="9525"/>
+            <wp:docPr id="260497721" name="Picture 8"/>
+            <wp:cNvGraphicFramePr>
+              <a:graphicFrameLocks xmlns:a="http://schemas.openxmlformats.org/drawingml/2006/main" noChangeAspect="1"/>
+            </wp:cNvGraphicFramePr>
+            <a:graphic xmlns:a="http://schemas.openxmlformats.org/drawingml/2006/main">
+              <a:graphicData uri="http://schemas.openxmlformats.org/drawingml/2006/picture">
+                <pic:pic xmlns:pic="http://schemas.openxmlformats.org/drawingml/2006/picture">
+                  <pic:nvPicPr>
+                    <pic:cNvPr id="260497721" name="Picture 8"/>
+                    <pic:cNvPicPr>
+                      <a:picLocks noChangeAspect="1"/>
+                    </pic:cNvPicPr>
+                  </pic:nvPicPr>
+                  <pic:blipFill>
+                    <a:blip r:embed="rId7" cstate="print">
+                      <a:extLst>
+                        <a:ext uri="{28A0092B-C50C-407E-A947-70E740481C1C}">
+                          <a14:useLocalDpi xmlns:a14="http://schemas.microsoft.com/office/drawing/2010/main" val="0"/>
+                        </a:ext>
+                      </a:extLst>
+                    </a:blip>
+                    <a:stretch>
+                      <a:fillRect/>
+                    </a:stretch>
+                  </pic:blipFill>
+                  <pic:spPr>
+                    <a:xfrm>
+                      <a:off x="0" y="0"/>
+                      <a:ext cx="5943600" cy="3343275"/>
+                    </a:xfrm>
+                    <a:prstGeom prst="rect">
+                      <a:avLst/>
+                    </a:prstGeom>
+                  </pic:spPr>
+                </pic:pic>
+              </a:graphicData>
+            </a:graphic>
+          </wp:inline>
+        </w:drawing>
+      </w:r>
+      <w:bookmarkStart w:id="2" w:name="_GoBack"/>
+      <w:bookmarkEnd w:id="2"/>
     </w:p>
     <w:sectPr>
       <w:pgSz w:w="15840" w:h="12240" w:orient="landscape"/>
@@ -19742,7 +19803,7 @@
     <w:lsdException w:uiPriority="99" w:name="index 8"/>
     <w:lsdException w:uiPriority="99" w:name="index 9"/>
     <w:lsdException w:uiPriority="39" w:semiHidden="0" w:name="toc 1"/>
-    <w:lsdException w:uiPriority="39" w:semiHidden="0" w:name="toc 2"/>
+    <w:lsdException w:qFormat="1" w:uiPriority="39" w:semiHidden="0" w:name="toc 2"/>
     <w:lsdException w:uiPriority="39" w:name="toc 3"/>
     <w:lsdException w:uiPriority="39" w:name="toc 4"/>
     <w:lsdException w:uiPriority="39" w:name="toc 5"/>
@@ -19754,7 +19815,7 @@
     <w:lsdException w:uiPriority="99" w:name="footnote text"/>
     <w:lsdException w:uiPriority="99" w:name="annotation text"/>
     <w:lsdException w:qFormat="1" w:uiPriority="99" w:semiHidden="0" w:name="header"/>
-    <w:lsdException w:uiPriority="99" w:semiHidden="0" w:name="footer"/>
+    <w:lsdException w:qFormat="1" w:uiPriority="99" w:semiHidden="0" w:name="footer"/>
     <w:lsdException w:uiPriority="99" w:name="index heading"/>
     <w:lsdException w:qFormat="1" w:unhideWhenUsed="0" w:uiPriority="0" w:semiHidden="0" w:name="caption"/>
     <w:lsdException w:uiPriority="99" w:name="table of figures"/>
@@ -20297,6 +20358,7 @@
     <w:basedOn w:val="1"/>
     <w:link w:val="56"/>
     <w:unhideWhenUsed/>
+    <w:qFormat/>
     <w:uiPriority w:val="99"/>
     <w:pPr>
       <w:tabs>
@@ -20466,6 +20528,7 @@
     <w:next w:val="1"/>
     <w:autoRedefine/>
     <w:unhideWhenUsed/>
+    <w:qFormat/>
     <w:uiPriority w:val="39"/>
     <w:pPr>
       <w:suppressAutoHyphens w:val="0"/>
@@ -20911,6 +20974,7 @@
     <w:name w:val="Footer Char"/>
     <w:basedOn w:val="11"/>
     <w:link w:val="17"/>
+    <w:qFormat/>
     <w:uiPriority w:val="99"/>
     <w:rPr>
       <w:rFonts w:eastAsiaTheme="minorEastAsia"/>
@@ -21232,15 +21296,6 @@
 </file>
 
 <file path=customXml/item1.xml><?xml version="1.0" encoding="utf-8"?>
-<?mso-contentType ?>
-<FormTemplates xmlns="http://schemas.microsoft.com/sharepoint/v3/contenttype/forms">
-  <Display>DocumentLibraryForm</Display>
-  <Edit>DocumentLibraryForm</Edit>
-  <New>DocumentLibraryForm</New>
-</FormTemplates>
-</file>
-
-<file path=customXml/item2.xml><?xml version="1.0" encoding="utf-8"?>
 <p:properties xmlns:p="http://schemas.microsoft.com/office/2006/metadata/properties" xmlns:xsi="http://www.w3.org/2001/XMLSchema-instance" xmlns:pc="http://schemas.microsoft.com/office/infopath/2007/PartnerControls">
   <documentManagement>
     <TaxCatchAll xmlns="3aad5d91-f2db-4a1b-9283-0f202a4efe7d" xsi:nil="true"/>
@@ -21251,11 +21306,16 @@
 </p:properties>
 </file>
 
-<file path=customXml/item3.xml><?xml version="1.0" encoding="utf-8"?>
-<b:Sources xmlns:b="http://schemas.openxmlformats.org/officeDocument/2006/bibliography" xmlns="http://schemas.openxmlformats.org/officeDocument/2006/bibliography" SelectedStyle="\APASixthEditionOfficeOnline.xsl" StyleName="APA" Version="6"/>
+<file path=customXml/item2.xml><?xml version="1.0" encoding="utf-8"?>
+<?mso-contentType ?>
+<FormTemplates xmlns="http://schemas.microsoft.com/sharepoint/v3/contenttype/forms">
+  <Display>DocumentLibraryForm</Display>
+  <Edit>DocumentLibraryForm</Edit>
+  <New>DocumentLibraryForm</New>
+</FormTemplates>
 </file>
 
-<file path=customXml/item4.xml><?xml version="1.0" encoding="utf-8"?>
+<file path=customXml/item3.xml><?xml version="1.0" encoding="utf-8"?>
 <ct:contentTypeSchema xmlns:ct="http://schemas.microsoft.com/office/2006/metadata/contentType" xmlns:ma="http://schemas.microsoft.com/office/2006/metadata/properties/metaAttributes" ct:_="" ma:_="" ma:contentTypeName="Document" ma:contentTypeID="0x010100D7C1B08CE58D0E4DB7DCF78F42E3FEBF" ma:contentTypeVersion="10" ma:contentTypeDescription="Create a new document." ma:contentTypeScope="" ma:versionID="58a511a26eb4079466b5bf036017d24d">
   <xsd:schema xmlns:xsd="http://www.w3.org/2001/XMLSchema" xmlns:xs="http://www.w3.org/2001/XMLSchema" xmlns:p="http://schemas.microsoft.com/office/2006/metadata/properties" xmlns:ns2="76186025-a0d9-4e7f-b068-4d7f27a934af" xmlns:ns3="3aad5d91-f2db-4a1b-9283-0f202a4efe7d" targetNamespace="http://schemas.microsoft.com/office/2006/metadata/properties" ma:root="true" ma:fieldsID="7baceee1bfbf686879c0bcaee214621e" ns2:_="" ns3:_="">
     <xsd:import namespace="76186025-a0d9-4e7f-b068-4d7f27a934af"/>
@@ -21444,26 +21504,30 @@
 </ct:contentTypeSchema>
 </file>
 
+<file path=customXml/item4.xml><?xml version="1.0" encoding="utf-8"?>
+<b:Sources xmlns:b="http://schemas.openxmlformats.org/officeDocument/2006/bibliography" xmlns="http://schemas.openxmlformats.org/officeDocument/2006/bibliography" SelectedStyle="\APASixthEditionOfficeOnline.xsl" StyleName="APA" Version="6"/>
+</file>
+
 <file path=customXml/itemProps1.xml><?xml version="1.0" encoding="utf-8"?>
+<ds:datastoreItem xmlns:ds="http://schemas.openxmlformats.org/officeDocument/2006/customXml" ds:itemID="{174C31ED-F3BA-434F-92AF-5B7DD18A57D9}">
+  <ds:schemaRefs/>
+</ds:datastoreItem>
+</file>
+
+<file path=customXml/itemProps2.xml><?xml version="1.0" encoding="utf-8"?>
 <ds:datastoreItem xmlns:ds="http://schemas.openxmlformats.org/officeDocument/2006/customXml" ds:itemID="{5E8E9F63-8B86-4E88-9C5D-F31A19A9DF0F}">
   <ds:schemaRefs/>
 </ds:datastoreItem>
 </file>
 
-<file path=customXml/itemProps2.xml><?xml version="1.0" encoding="utf-8"?>
-<ds:datastoreItem xmlns:ds="http://schemas.openxmlformats.org/officeDocument/2006/customXml" ds:itemID="{174C31ED-F3BA-434F-92AF-5B7DD18A57D9}">
-  <ds:schemaRefs/>
-</ds:datastoreItem>
-</file>
-
 <file path=customXml/itemProps3.xml><?xml version="1.0" encoding="utf-8"?>
-<ds:datastoreItem xmlns:ds="http://schemas.openxmlformats.org/officeDocument/2006/customXml" ds:itemID="{556DAA7C-9E7E-448D-B68F-765A9F42D781}">
+<ds:datastoreItem xmlns:ds="http://schemas.openxmlformats.org/officeDocument/2006/customXml" ds:itemID="{E7C5C1BD-29B6-4750-8741-F35404CFB80E}">
   <ds:schemaRefs/>
 </ds:datastoreItem>
 </file>
 
 <file path=customXml/itemProps4.xml><?xml version="1.0" encoding="utf-8"?>
-<ds:datastoreItem xmlns:ds="http://schemas.openxmlformats.org/officeDocument/2006/customXml" ds:itemID="{E7C5C1BD-29B6-4750-8741-F35404CFB80E}">
+<ds:datastoreItem xmlns:ds="http://schemas.openxmlformats.org/officeDocument/2006/customXml" ds:itemID="{556DAA7C-9E7E-448D-B68F-765A9F42D781}">
   <ds:schemaRefs/>
 </ds:datastoreItem>
 </file>